--- a/Evidencias de Proyecto/Definición del Equipo Scrum.docx
+++ b/Evidencias de Proyecto/Definición del Equipo Scrum.docx
@@ -252,23 +252,7 @@
           <w:szCs w:val="32"/>
         </w:rPr>
         <w:br/>
-        <w:t xml:space="preserve">Martin Trujillo – Scrum </w:t>
-      </w:r>
-      <w:proofErr w:type="gramStart"/>
-      <w:r>
-        <w:rPr>
-          <w:sz w:val="32"/>
-          <w:szCs w:val="32"/>
-        </w:rPr>
-        <w:t>Master</w:t>
-      </w:r>
-      <w:proofErr w:type="gramEnd"/>
-      <w:r>
-        <w:rPr>
-          <w:sz w:val="32"/>
-          <w:szCs w:val="32"/>
-        </w:rPr>
-        <w:t xml:space="preserve"> / </w:t>
+        <w:t xml:space="preserve">Martin Trujillo – Scrum Master / </w:t>
       </w:r>
       <w:proofErr w:type="spellStart"/>
       <w:r>
@@ -397,6 +381,14 @@
       <w:tblPr>
         <w:tblW w:w="0" w:type="auto"/>
         <w:tblCellSpacing w:w="15" w:type="dxa"/>
+        <w:tblBorders>
+          <w:top w:val="single" w:sz="4" w:space="0" w:color="auto"/>
+          <w:left w:val="single" w:sz="4" w:space="0" w:color="auto"/>
+          <w:bottom w:val="single" w:sz="4" w:space="0" w:color="auto"/>
+          <w:right w:val="single" w:sz="4" w:space="0" w:color="auto"/>
+          <w:insideH w:val="single" w:sz="4" w:space="0" w:color="auto"/>
+          <w:insideV w:val="single" w:sz="4" w:space="0" w:color="auto"/>
+        </w:tblBorders>
         <w:tblCellMar>
           <w:top w:w="15" w:type="dxa"/>
           <w:left w:w="15" w:type="dxa"/>
@@ -406,9 +398,9 @@
         <w:tblLook w:val="04A0" w:firstRow="1" w:lastRow="0" w:firstColumn="1" w:lastColumn="0" w:noHBand="0" w:noVBand="1"/>
       </w:tblPr>
       <w:tblGrid>
-        <w:gridCol w:w="1648"/>
-        <w:gridCol w:w="1957"/>
-        <w:gridCol w:w="5233"/>
+        <w:gridCol w:w="1667"/>
+        <w:gridCol w:w="1966"/>
+        <w:gridCol w:w="5195"/>
       </w:tblGrid>
       <w:tr>
         <w:trPr>
@@ -656,19 +648,8 @@
                 <w:sz w:val="28"/>
                 <w:szCs w:val="28"/>
               </w:rPr>
-              <w:t xml:space="preserve">Scrum </w:t>
+              <w:t>Scrum Master</w:t>
             </w:r>
-            <w:proofErr w:type="gramStart"/>
-            <w:r>
-              <w:rPr>
-                <w:b/>
-                <w:bCs/>
-                <w:sz w:val="28"/>
-                <w:szCs w:val="28"/>
-              </w:rPr>
-              <w:t>Master</w:t>
-            </w:r>
-            <w:proofErr w:type="gramEnd"/>
           </w:p>
         </w:tc>
         <w:tc>
@@ -945,7 +926,6 @@
           <w:sz w:val="28"/>
           <w:szCs w:val="28"/>
         </w:rPr>
-        <w:lastRenderedPageBreak/>
         <w:t>4. Compromisos</w:t>
       </w:r>
     </w:p>
@@ -1819,6 +1799,7 @@
   <w:style w:type="character" w:default="1" w:styleId="Fuentedeprrafopredeter">
     <w:name w:val="Default Paragraph Font"/>
     <w:uiPriority w:val="1"/>
+    <w:semiHidden/>
     <w:unhideWhenUsed/>
   </w:style>
   <w:style w:type="table" w:default="1" w:styleId="Tablanormal">

--- a/Evidencias de Proyecto/Definición del Equipo Scrum.docx
+++ b/Evidencias de Proyecto/Definición del Equipo Scrum.docx
@@ -1,6 +1,6 @@
 
 <file path=word/document.xml><?xml version="1.0" encoding="utf-8"?>
-<w:document xmlns:wpc="http://schemas.microsoft.com/office/word/2010/wordprocessingCanvas" xmlns:cx="http://schemas.microsoft.com/office/drawing/2014/chartex" xmlns:cx1="http://schemas.microsoft.com/office/drawing/2015/9/8/chartex" xmlns:cx2="http://schemas.microsoft.com/office/drawing/2015/10/21/chartex" xmlns:cx3="http://schemas.microsoft.com/office/drawing/2016/5/9/chartex" xmlns:cx4="http://schemas.microsoft.com/office/drawing/2016/5/10/chartex" xmlns:cx5="http://schemas.microsoft.com/office/drawing/2016/5/11/chartex" xmlns:cx6="http://schemas.microsoft.com/office/drawing/2016/5/12/chartex" xmlns:cx7="http://schemas.microsoft.com/office/drawing/2016/5/13/chartex" xmlns:cx8="http://schemas.microsoft.com/office/drawing/2016/5/14/chartex" xmlns:mc="http://schemas.openxmlformats.org/markup-compatibility/2006" xmlns:aink="http://schemas.microsoft.com/office/drawing/2016/ink" xmlns:am3d="http://schemas.microsoft.com/office/drawing/2017/model3d" xmlns:o="urn:schemas-microsoft-com:office:office" xmlns:oel="http://schemas.microsoft.com/office/2019/extlst" xmlns:r="http://schemas.openxmlformats.org/officeDocument/2006/relationships" xmlns:m="http://schemas.openxmlformats.org/officeDocument/2006/math" xmlns:v="urn:schemas-microsoft-com:vml" xmlns:wp14="http://schemas.microsoft.com/office/word/2010/wordprocessingDrawing" xmlns:wp="http://schemas.openxmlformats.org/drawingml/2006/wordprocessingDrawing" xmlns:w10="urn:schemas-microsoft-com:office:word" xmlns:w="http://schemas.openxmlformats.org/wordprocessingml/2006/main" xmlns:w14="http://schemas.microsoft.com/office/word/2010/wordml" xmlns:w15="http://schemas.microsoft.com/office/word/2012/wordml" xmlns:w16cex="http://schemas.microsoft.com/office/word/2018/wordml/cex" xmlns:w16cid="http://schemas.microsoft.com/office/word/2016/wordml/cid" xmlns:w16="http://schemas.microsoft.com/office/word/2018/wordml" xmlns:w16du="http://schemas.microsoft.com/office/word/2023/wordml/word16du" xmlns:w16sdtdh="http://schemas.microsoft.com/office/word/2020/wordml/sdtdatahash" xmlns:w16sdtfl="http://schemas.microsoft.com/office/word/2024/wordml/sdtformatlock" xmlns:w16se="http://schemas.microsoft.com/office/word/2015/wordml/symex" xmlns:wpg="http://schemas.microsoft.com/office/word/2010/wordprocessingGroup" xmlns:wpi="http://schemas.microsoft.com/office/word/2010/wordprocessingInk" xmlns:wne="http://schemas.microsoft.com/office/word/2006/wordml" xmlns:wps="http://schemas.microsoft.com/office/word/2010/wordprocessingShape" mc:Ignorable="w14 w15 w16se w16cid w16 w16cex w16sdtdh w16sdtfl w16du wp14">
+<w:document xmlns:wpc="http://schemas.microsoft.com/office/word/2010/wordprocessingCanvas" xmlns:cx="http://schemas.microsoft.com/office/drawing/2014/chartex" xmlns:cx1="http://schemas.microsoft.com/office/drawing/2015/9/8/chartex" xmlns:cx2="http://schemas.microsoft.com/office/drawing/2015/10/21/chartex" xmlns:cx3="http://schemas.microsoft.com/office/drawing/2016/5/9/chartex" xmlns:cx4="http://schemas.microsoft.com/office/drawing/2016/5/10/chartex" xmlns:cx5="http://schemas.microsoft.com/office/drawing/2016/5/11/chartex" xmlns:cx6="http://schemas.microsoft.com/office/drawing/2016/5/12/chartex" xmlns:cx7="http://schemas.microsoft.com/office/drawing/2016/5/13/chartex" xmlns:cx8="http://schemas.microsoft.com/office/drawing/2016/5/14/chartex" xmlns:mc="http://schemas.openxmlformats.org/markup-compatibility/2006" xmlns:aink="http://schemas.microsoft.com/office/drawing/2016/ink" xmlns:am3d="http://schemas.microsoft.com/office/drawing/2017/model3d" xmlns:o="urn:schemas-microsoft-com:office:office" xmlns:r="http://schemas.openxmlformats.org/officeDocument/2006/relationships" xmlns:m="http://schemas.openxmlformats.org/officeDocument/2006/math" xmlns:v="urn:schemas-microsoft-com:vml" xmlns:wp14="http://schemas.microsoft.com/office/word/2010/wordprocessingDrawing" xmlns:wp="http://schemas.openxmlformats.org/drawingml/2006/wordprocessingDrawing" xmlns:w10="urn:schemas-microsoft-com:office:word" xmlns:w="http://schemas.openxmlformats.org/wordprocessingml/2006/main" xmlns:w14="http://schemas.microsoft.com/office/word/2010/wordml" xmlns:w15="http://schemas.microsoft.com/office/word/2012/wordml" xmlns:w16cex="http://schemas.microsoft.com/office/word/2018/wordml/cex" xmlns:w16cid="http://schemas.microsoft.com/office/word/2016/wordml/cid" xmlns:w16="http://schemas.microsoft.com/office/word/2018/wordml" xmlns:w16sdtdh="http://schemas.microsoft.com/office/word/2020/wordml/sdtdatahash" xmlns:w16se="http://schemas.microsoft.com/office/word/2015/wordml/symex" xmlns:wpg="http://schemas.microsoft.com/office/word/2010/wordprocessingGroup" xmlns:wpi="http://schemas.microsoft.com/office/word/2010/wordprocessingInk" xmlns:wne="http://schemas.microsoft.com/office/word/2006/wordml" xmlns:wps="http://schemas.microsoft.com/office/word/2010/wordprocessingShape" mc:Ignorable="w14 w15 w16se w16cid w16 w16cex w16sdtdh wp14">
   <w:body>
     <w:p>
       <w:pPr>
@@ -203,7 +203,24 @@
           <w:sz w:val="32"/>
           <w:szCs w:val="32"/>
         </w:rPr>
-        <w:t xml:space="preserve"> Cristian Lavín – </w:t>
+        <w:t xml:space="preserve"> Cristian Lavín –</w:t>
+      </w:r>
+      <w:r>
+        <w:rPr>
+          <w:kern w:val="0"/>
+          <w:sz w:val="28"/>
+          <w:szCs w:val="28"/>
+          <w:lang w:val="en-US"/>
+          <w14:ligatures w14:val="none"/>
+        </w:rPr>
+        <w:t xml:space="preserve">Scrum Master </w:t>
+      </w:r>
+      <w:r>
+        <w:rPr>
+          <w:sz w:val="32"/>
+          <w:szCs w:val="32"/>
+        </w:rPr>
+        <w:t xml:space="preserve">/ </w:t>
       </w:r>
       <w:proofErr w:type="spellStart"/>
       <w:r>
@@ -211,21 +228,44 @@
           <w:sz w:val="32"/>
           <w:szCs w:val="32"/>
         </w:rPr>
+        <w:t>Developer</w:t>
+      </w:r>
+      <w:proofErr w:type="spellEnd"/>
+      <w:r>
+        <w:rPr>
+          <w:sz w:val="32"/>
+          <w:szCs w:val="32"/>
+        </w:rPr>
+        <w:br/>
+        <w:t>Martin Trujillo –</w:t>
+      </w:r>
+      <w:proofErr w:type="spellStart"/>
+      <w:r>
+        <w:rPr>
+          <w:kern w:val="0"/>
+          <w:sz w:val="28"/>
+          <w:szCs w:val="28"/>
+          <w14:ligatures w14:val="none"/>
+        </w:rPr>
         <w:t>Product</w:t>
       </w:r>
       <w:proofErr w:type="spellEnd"/>
       <w:r>
         <w:rPr>
-          <w:sz w:val="32"/>
-          <w:szCs w:val="32"/>
+          <w:kern w:val="0"/>
+          <w:sz w:val="28"/>
+          <w:szCs w:val="28"/>
+          <w14:ligatures w14:val="none"/>
         </w:rPr>
         <w:t xml:space="preserve"> </w:t>
       </w:r>
       <w:proofErr w:type="spellStart"/>
       <w:r>
         <w:rPr>
-          <w:sz w:val="32"/>
-          <w:szCs w:val="32"/>
+          <w:kern w:val="0"/>
+          <w:sz w:val="28"/>
+          <w:szCs w:val="28"/>
+          <w14:ligatures w14:val="none"/>
         </w:rPr>
         <w:t>Owner</w:t>
       </w:r>
@@ -235,24 +275,7 @@
           <w:sz w:val="32"/>
           <w:szCs w:val="32"/>
         </w:rPr>
-        <w:t xml:space="preserve"> / </w:t>
-      </w:r>
-      <w:proofErr w:type="spellStart"/>
-      <w:r>
-        <w:rPr>
-          <w:sz w:val="32"/>
-          <w:szCs w:val="32"/>
-        </w:rPr>
-        <w:t>Developer</w:t>
-      </w:r>
-      <w:proofErr w:type="spellEnd"/>
-      <w:r>
-        <w:rPr>
-          <w:sz w:val="32"/>
-          <w:szCs w:val="32"/>
-        </w:rPr>
-        <w:br/>
-        <w:t xml:space="preserve">Martin Trujillo – Scrum Master / </w:t>
+        <w:t xml:space="preserve">/ </w:t>
       </w:r>
       <w:proofErr w:type="spellStart"/>
       <w:r>
@@ -291,7 +314,6 @@
           <w:sz w:val="28"/>
           <w:szCs w:val="28"/>
         </w:rPr>
-        <w:lastRenderedPageBreak/>
         <w:t>1. Introducción</w:t>
       </w:r>
     </w:p>
@@ -307,6 +329,7 @@
           <w:sz w:val="28"/>
           <w:szCs w:val="28"/>
         </w:rPr>
+        <w:lastRenderedPageBreak/>
         <w:t xml:space="preserve">El equipo Scrum del proyecto </w:t>
       </w:r>
       <w:r>
@@ -398,9 +421,9 @@
         <w:tblLook w:val="04A0" w:firstRow="1" w:lastRow="0" w:firstColumn="1" w:lastColumn="0" w:noHBand="0" w:noVBand="1"/>
       </w:tblPr>
       <w:tblGrid>
-        <w:gridCol w:w="1667"/>
-        <w:gridCol w:w="1966"/>
-        <w:gridCol w:w="5195"/>
+        <w:gridCol w:w="1540"/>
+        <w:gridCol w:w="1936"/>
+        <w:gridCol w:w="5352"/>
       </w:tblGrid>
       <w:tr>
         <w:trPr>
@@ -499,41 +522,24 @@
           <w:p>
             <w:pPr>
               <w:rPr>
-                <w:sz w:val="28"/>
-                <w:szCs w:val="28"/>
-              </w:rPr>
-            </w:pPr>
-            <w:proofErr w:type="spellStart"/>
-            <w:r>
-              <w:rPr>
                 <w:b/>
                 <w:bCs/>
                 <w:sz w:val="28"/>
                 <w:szCs w:val="28"/>
               </w:rPr>
-              <w:t>Product</w:t>
-            </w:r>
-            <w:proofErr w:type="spellEnd"/>
+            </w:pPr>
             <w:r>
               <w:rPr>
                 <w:b/>
                 <w:bCs/>
-                <w:sz w:val="28"/>
-                <w:szCs w:val="28"/>
-              </w:rPr>
-              <w:t xml:space="preserve"> </w:t>
+                <w:kern w:val="0"/>
+                <w:sz w:val="28"/>
+                <w:szCs w:val="28"/>
+                <w:lang w:val="en-US"/>
+                <w14:ligatures w14:val="none"/>
+              </w:rPr>
+              <w:t>Scrum Master</w:t>
             </w:r>
-            <w:proofErr w:type="spellStart"/>
-            <w:r>
-              <w:rPr>
-                <w:b/>
-                <w:bCs/>
-                <w:sz w:val="28"/>
-                <w:szCs w:val="28"/>
-              </w:rPr>
-              <w:t>Owner</w:t>
-            </w:r>
-            <w:proofErr w:type="spellEnd"/>
           </w:p>
         </w:tc>
         <w:tc>
@@ -637,6 +643,8 @@
           <w:p>
             <w:pPr>
               <w:rPr>
+                <w:b/>
+                <w:bCs/>
                 <w:sz w:val="28"/>
                 <w:szCs w:val="28"/>
               </w:rPr>
@@ -645,10 +653,13 @@
               <w:rPr>
                 <w:b/>
                 <w:bCs/>
-                <w:sz w:val="28"/>
-                <w:szCs w:val="28"/>
-              </w:rPr>
-              <w:t>Scrum Master</w:t>
+                <w:kern w:val="0"/>
+                <w:sz w:val="28"/>
+                <w:szCs w:val="28"/>
+                <w:lang w:val="en-US"/>
+                <w14:ligatures w14:val="none"/>
+              </w:rPr>
+              <w:t>Product Owner</w:t>
             </w:r>
           </w:p>
         </w:tc>
@@ -945,6 +956,7 @@
           <w:sz w:val="28"/>
           <w:szCs w:val="28"/>
         </w:rPr>
+        <w:lastRenderedPageBreak/>
         <w:t xml:space="preserve">Cumplir los objetivos definidos en cada </w:t>
       </w:r>
       <w:r>
@@ -1040,7 +1052,7 @@
 </file>
 
 <file path=word/numbering.xml><?xml version="1.0" encoding="utf-8"?>
-<w:numbering xmlns:wpc="http://schemas.microsoft.com/office/word/2010/wordprocessingCanvas" xmlns:cx="http://schemas.microsoft.com/office/drawing/2014/chartex" xmlns:cx1="http://schemas.microsoft.com/office/drawing/2015/9/8/chartex" xmlns:cx2="http://schemas.microsoft.com/office/drawing/2015/10/21/chartex" xmlns:cx3="http://schemas.microsoft.com/office/drawing/2016/5/9/chartex" xmlns:cx4="http://schemas.microsoft.com/office/drawing/2016/5/10/chartex" xmlns:cx5="http://schemas.microsoft.com/office/drawing/2016/5/11/chartex" xmlns:cx6="http://schemas.microsoft.com/office/drawing/2016/5/12/chartex" xmlns:cx7="http://schemas.microsoft.com/office/drawing/2016/5/13/chartex" xmlns:cx8="http://schemas.microsoft.com/office/drawing/2016/5/14/chartex" xmlns:mc="http://schemas.openxmlformats.org/markup-compatibility/2006" xmlns:aink="http://schemas.microsoft.com/office/drawing/2016/ink" xmlns:am3d="http://schemas.microsoft.com/office/drawing/2017/model3d" xmlns:o="urn:schemas-microsoft-com:office:office" xmlns:oel="http://schemas.microsoft.com/office/2019/extlst" xmlns:r="http://schemas.openxmlformats.org/officeDocument/2006/relationships" xmlns:m="http://schemas.openxmlformats.org/officeDocument/2006/math" xmlns:v="urn:schemas-microsoft-com:vml" xmlns:wp14="http://schemas.microsoft.com/office/word/2010/wordprocessingDrawing" xmlns:wp="http://schemas.openxmlformats.org/drawingml/2006/wordprocessingDrawing" xmlns:w10="urn:schemas-microsoft-com:office:word" xmlns:w="http://schemas.openxmlformats.org/wordprocessingml/2006/main" xmlns:w14="http://schemas.microsoft.com/office/word/2010/wordml" xmlns:w15="http://schemas.microsoft.com/office/word/2012/wordml" xmlns:w16cex="http://schemas.microsoft.com/office/word/2018/wordml/cex" xmlns:w16cid="http://schemas.microsoft.com/office/word/2016/wordml/cid" xmlns:w16="http://schemas.microsoft.com/office/word/2018/wordml" xmlns:w16du="http://schemas.microsoft.com/office/word/2023/wordml/word16du" xmlns:w16sdtdh="http://schemas.microsoft.com/office/word/2020/wordml/sdtdatahash" xmlns:w16sdtfl="http://schemas.microsoft.com/office/word/2024/wordml/sdtformatlock" xmlns:w16se="http://schemas.microsoft.com/office/word/2015/wordml/symex" xmlns:wpg="http://schemas.microsoft.com/office/word/2010/wordprocessingGroup" xmlns:wpi="http://schemas.microsoft.com/office/word/2010/wordprocessingInk" xmlns:wne="http://schemas.microsoft.com/office/word/2006/wordml" xmlns:wps="http://schemas.microsoft.com/office/word/2010/wordprocessingShape" mc:Ignorable="w14 w15 w16se w16cid w16 w16cex w16sdtdh w16sdtfl w16du wp14">
+<w:numbering xmlns:wpc="http://schemas.microsoft.com/office/word/2010/wordprocessingCanvas" xmlns:cx="http://schemas.microsoft.com/office/drawing/2014/chartex" xmlns:cx1="http://schemas.microsoft.com/office/drawing/2015/9/8/chartex" xmlns:cx2="http://schemas.microsoft.com/office/drawing/2015/10/21/chartex" xmlns:cx3="http://schemas.microsoft.com/office/drawing/2016/5/9/chartex" xmlns:cx4="http://schemas.microsoft.com/office/drawing/2016/5/10/chartex" xmlns:cx5="http://schemas.microsoft.com/office/drawing/2016/5/11/chartex" xmlns:cx6="http://schemas.microsoft.com/office/drawing/2016/5/12/chartex" xmlns:cx7="http://schemas.microsoft.com/office/drawing/2016/5/13/chartex" xmlns:cx8="http://schemas.microsoft.com/office/drawing/2016/5/14/chartex" xmlns:mc="http://schemas.openxmlformats.org/markup-compatibility/2006" xmlns:aink="http://schemas.microsoft.com/office/drawing/2016/ink" xmlns:am3d="http://schemas.microsoft.com/office/drawing/2017/model3d" xmlns:o="urn:schemas-microsoft-com:office:office" xmlns:r="http://schemas.openxmlformats.org/officeDocument/2006/relationships" xmlns:m="http://schemas.openxmlformats.org/officeDocument/2006/math" xmlns:v="urn:schemas-microsoft-com:vml" xmlns:wp14="http://schemas.microsoft.com/office/word/2010/wordprocessingDrawing" xmlns:wp="http://schemas.openxmlformats.org/drawingml/2006/wordprocessingDrawing" xmlns:w10="urn:schemas-microsoft-com:office:word" xmlns:w="http://schemas.openxmlformats.org/wordprocessingml/2006/main" xmlns:w14="http://schemas.microsoft.com/office/word/2010/wordml" xmlns:w15="http://schemas.microsoft.com/office/word/2012/wordml" xmlns:w16cex="http://schemas.microsoft.com/office/word/2018/wordml/cex" xmlns:w16cid="http://schemas.microsoft.com/office/word/2016/wordml/cid" xmlns:w16="http://schemas.microsoft.com/office/word/2018/wordml" xmlns:w16sdtdh="http://schemas.microsoft.com/office/word/2020/wordml/sdtdatahash" xmlns:w16se="http://schemas.microsoft.com/office/word/2015/wordml/symex" xmlns:wpg="http://schemas.microsoft.com/office/word/2010/wordprocessingGroup" xmlns:wpi="http://schemas.microsoft.com/office/word/2010/wordprocessingInk" xmlns:wne="http://schemas.microsoft.com/office/word/2006/wordml" xmlns:wps="http://schemas.microsoft.com/office/word/2010/wordprocessingShape" mc:Ignorable="w14 w15 w16se w16cid w16 w16cex w16sdtdh wp14">
   <w:abstractNum w:abstractNumId="0" w15:restartNumberingAfterBreak="0">
     <w:nsid w:val="50EE1161"/>
     <w:multiLevelType w:val="multilevel"/>
@@ -1190,14 +1202,14 @@
       </w:rPr>
     </w:lvl>
   </w:abstractNum>
-  <w:num w:numId="1" w16cid:durableId="1089349476">
+  <w:num w:numId="1">
     <w:abstractNumId w:val="0"/>
   </w:num>
 </w:numbering>
 </file>
 
 <file path=word/styles.xml><?xml version="1.0" encoding="utf-8"?>
-<w:styles xmlns:mc="http://schemas.openxmlformats.org/markup-compatibility/2006" xmlns:r="http://schemas.openxmlformats.org/officeDocument/2006/relationships" xmlns:w="http://schemas.openxmlformats.org/wordprocessingml/2006/main" xmlns:w14="http://schemas.microsoft.com/office/word/2010/wordml" xmlns:w15="http://schemas.microsoft.com/office/word/2012/wordml" xmlns:w16cex="http://schemas.microsoft.com/office/word/2018/wordml/cex" xmlns:w16cid="http://schemas.microsoft.com/office/word/2016/wordml/cid" xmlns:w16="http://schemas.microsoft.com/office/word/2018/wordml" xmlns:w16du="http://schemas.microsoft.com/office/word/2023/wordml/word16du" xmlns:w16sdtdh="http://schemas.microsoft.com/office/word/2020/wordml/sdtdatahash" xmlns:w16sdtfl="http://schemas.microsoft.com/office/word/2024/wordml/sdtformatlock" xmlns:w16se="http://schemas.microsoft.com/office/word/2015/wordml/symex" mc:Ignorable="w14 w15 w16se w16cid w16 w16cex w16sdtdh w16sdtfl w16du">
+<w:styles xmlns:mc="http://schemas.openxmlformats.org/markup-compatibility/2006" xmlns:r="http://schemas.openxmlformats.org/officeDocument/2006/relationships" xmlns:w="http://schemas.openxmlformats.org/wordprocessingml/2006/main" xmlns:w14="http://schemas.microsoft.com/office/word/2010/wordml" xmlns:w15="http://schemas.microsoft.com/office/word/2012/wordml" xmlns:w16cex="http://schemas.microsoft.com/office/word/2018/wordml/cex" xmlns:w16cid="http://schemas.microsoft.com/office/word/2016/wordml/cid" xmlns:w16="http://schemas.microsoft.com/office/word/2018/wordml" xmlns:w16sdtdh="http://schemas.microsoft.com/office/word/2020/wordml/sdtdatahash" xmlns:w16se="http://schemas.microsoft.com/office/word/2015/wordml/symex" mc:Ignorable="w14 w15 w16se w16cid w16 w16cex w16sdtdh">
   <w:docDefaults>
     <w:rPrDefault>
       <w:rPr>
